--- a/docs/王羿珧+TASK5.docx
+++ b/docs/王羿珧+TASK5.docx
@@ -49,8 +49,6 @@
         </w:rPr>
         <w:t>TASK5 AI交易引擎：机器学习算法与场景应用</w:t>
       </w:r>
-      <w:bookmarkStart w:id="0" w:name="_GoBack"/>
-      <w:bookmarkEnd w:id="0"/>
     </w:p>
     <w:p>
       <w:pPr>
@@ -343,6 +341,7 @@
           </m:rPr>
           <w:rPr>
             <w:rFonts w:hint="default" w:ascii="Times New Roman" w:hAnsi="Times New Roman" w:eastAsia="宋体" w:cs="Times New Roman Italic"/>
+            <w:b w:val="0"/>
             <w:i w:val="0"/>
             <w:iCs/>
             <w:sz w:val="21"/>
@@ -390,6 +389,7 @@
               </m:rPr>
               <w:rPr>
                 <w:rFonts w:hint="default" w:ascii="Times New Roman" w:hAnsi="Times New Roman" w:eastAsia="宋体" w:cs="Times New Roman Italic"/>
+                <w:b w:val="0"/>
                 <w:i w:val="0"/>
                 <w:iCs/>
                 <w:sz w:val="21"/>
@@ -425,6 +425,7 @@
           </m:rPr>
           <w:rPr>
             <w:rFonts w:hint="default" w:ascii="Times New Roman" w:hAnsi="Times New Roman" w:eastAsia="宋体" w:cs="Times New Roman Italic"/>
+            <w:b w:val="0"/>
             <w:i w:val="0"/>
             <w:iCs/>
             <w:sz w:val="21"/>
@@ -486,7 +487,6 @@
             <m:eqArrPr>
               <m:maxDist m:val="1"/>
               <m:ctrlPr>
-                <m:rPr/>
                 <w:rPr>
                   <w:rFonts w:hint="default" w:ascii="DejaVu Math TeX Gyre" w:hAnsi="DejaVu Math TeX Gyre" w:eastAsia="宋体" w:cs="Times New Roman"/>
                   <w:b w:val="0"/>
@@ -663,6 +663,7 @@
                 </m:rPr>
                 <w:rPr>
                   <w:rFonts w:hint="default" w:ascii="Times New Roman" w:hAnsi="Times New Roman" w:eastAsia="宋体" w:cs="Times New Roman"/>
+                  <w:b w:val="0"/>
                   <w:i w:val="0"/>
                   <w:iCs/>
                   <w:sz w:val="21"/>
@@ -671,7 +672,6 @@
                 <m:t>(1)</m:t>
               </m:r>
               <m:ctrlPr>
-                <m:rPr/>
                 <w:rPr>
                   <w:rFonts w:hint="default" w:ascii="DejaVu Math TeX Gyre" w:hAnsi="DejaVu Math TeX Gyre" w:eastAsia="宋体" w:cs="Times New Roman"/>
                   <w:b w:val="0"/>
@@ -1250,6 +1250,7 @@
                 </m:rPr>
                 <w:rPr>
                   <w:rFonts w:hint="default" w:ascii="Times New Roman" w:hAnsi="Times New Roman" w:eastAsia="宋体" w:cs="Times New Roman"/>
+                  <w:b w:val="0"/>
                   <w:i w:val="0"/>
                   <w:iCs/>
                   <w:sz w:val="21"/>
@@ -1583,7 +1584,6 @@
             <m:eqArrPr>
               <m:maxDist m:val="1"/>
               <m:ctrlPr>
-                <m:rPr/>
                 <w:rPr>
                   <w:rFonts w:hint="default" w:ascii="Times New Roman" w:hAnsi="Times New Roman" w:eastAsia="宋体" w:cs="Times New Roman"/>
                   <w:i/>
@@ -2200,6 +2200,7 @@
                 </m:rPr>
                 <w:rPr>
                   <w:rFonts w:hint="default" w:ascii="Times New Roman" w:hAnsi="Times New Roman" w:eastAsia="宋体" w:cs="Times New Roman"/>
+                  <w:b w:val="0"/>
                   <w:i w:val="0"/>
                   <w:iCs/>
                   <w:sz w:val="21"/>
@@ -2209,7 +2210,6 @@
                 <m:t>(3)</m:t>
               </m:r>
               <m:ctrlPr>
-                <m:rPr/>
                 <w:rPr>
                   <w:rFonts w:hint="default" w:ascii="Times New Roman" w:hAnsi="Times New Roman" w:eastAsia="宋体" w:cs="Times New Roman"/>
                   <w:i/>
@@ -2650,7 +2650,6 @@
             <m:eqArrPr>
               <m:maxDist m:val="1"/>
               <m:ctrlPr>
-                <m:rPr/>
                 <w:rPr>
                   <w:rFonts w:hint="default" w:ascii="Times New Roman" w:hAnsi="Times New Roman" w:eastAsia="宋体" w:cs="Times New Roman"/>
                   <w:i/>
@@ -2948,6 +2947,7 @@
                 </m:rPr>
                 <w:rPr>
                   <w:rFonts w:hint="default" w:ascii="Times New Roman" w:hAnsi="Times New Roman" w:eastAsia="宋体" w:cs="Times New Roman"/>
+                  <w:b w:val="0"/>
                   <w:i w:val="0"/>
                   <w:iCs/>
                   <w:sz w:val="21"/>
@@ -2957,7 +2957,6 @@
                 <m:t>(4)</m:t>
               </m:r>
               <m:ctrlPr>
-                <m:rPr/>
                 <w:rPr>
                   <w:rFonts w:hint="default" w:ascii="Times New Roman" w:hAnsi="Times New Roman" w:eastAsia="宋体" w:cs="Times New Roman"/>
                   <w:i/>
@@ -3088,7 +3087,6 @@
             <m:eqArrPr>
               <m:maxDist m:val="1"/>
               <m:ctrlPr>
-                <m:rPr/>
                 <w:rPr>
                   <w:rFonts w:hint="default" w:ascii="Times New Roman" w:hAnsi="Times New Roman" w:eastAsia="宋体" w:cs="Times New Roman"/>
                   <w:i/>
@@ -3400,6 +3398,7 @@
                 </m:rPr>
                 <w:rPr>
                   <w:rFonts w:hint="default" w:ascii="Times New Roman" w:hAnsi="Times New Roman" w:eastAsia="宋体" w:cs="Times New Roman"/>
+                  <w:b w:val="0"/>
                   <w:i w:val="0"/>
                   <w:iCs w:val="0"/>
                   <w:sz w:val="21"/>
@@ -3409,7 +3408,6 @@
                 <m:t>(5)</m:t>
               </m:r>
               <m:ctrlPr>
-                <m:rPr/>
                 <w:rPr>
                   <w:rFonts w:hint="default" w:ascii="Times New Roman" w:hAnsi="Times New Roman" w:eastAsia="宋体" w:cs="Times New Roman"/>
                   <w:i/>
@@ -3487,7 +3485,6 @@
             <m:eqArrPr>
               <m:maxDist m:val="1"/>
               <m:ctrlPr>
-                <m:rPr/>
                 <w:rPr>
                   <w:rFonts w:hint="default" w:ascii="Times New Roman" w:hAnsi="Times New Roman" w:eastAsia="宋体" w:cs="Times New Roman"/>
                   <w:i/>
@@ -3673,6 +3670,7 @@
                 </m:rPr>
                 <w:rPr>
                   <w:rFonts w:hint="default" w:ascii="Times New Roman" w:hAnsi="Times New Roman" w:eastAsia="宋体" w:cs="Times New Roman"/>
+                  <w:b w:val="0"/>
                   <w:i w:val="0"/>
                   <w:iCs/>
                   <w:sz w:val="21"/>
@@ -3682,7 +3680,6 @@
                 <m:t>(6)</m:t>
               </m:r>
               <m:ctrlPr>
-                <m:rPr/>
                 <w:rPr>
                   <w:rFonts w:hint="default" w:ascii="Times New Roman" w:hAnsi="Times New Roman" w:eastAsia="宋体" w:cs="Times New Roman"/>
                   <w:i/>
@@ -4015,6 +4012,7 @@
                 </m:rPr>
                 <w:rPr>
                   <w:rFonts w:hint="default" w:ascii="Times New Roman" w:hAnsi="Times New Roman" w:eastAsia="宋体" w:cs="Times New Roman"/>
+                  <w:b w:val="0"/>
                   <w:i w:val="0"/>
                   <w:sz w:val="21"/>
                   <w:szCs w:val="21"/>
@@ -4233,6 +4231,7 @@
                 </m:rPr>
                 <w:rPr>
                   <w:rFonts w:hint="default" w:ascii="Times New Roman" w:hAnsi="Times New Roman" w:eastAsia="宋体" w:cs="Times New Roman"/>
+                  <w:b w:val="0"/>
                   <w:i w:val="0"/>
                   <w:sz w:val="21"/>
                   <w:szCs w:val="21"/>
@@ -4258,6 +4257,7 @@
                 </m:rPr>
                 <w:rPr>
                   <w:rFonts w:hint="default" w:ascii="Times New Roman" w:hAnsi="Times New Roman" w:eastAsia="宋体" w:cs="Times New Roman"/>
+                  <w:b w:val="0"/>
                   <w:i w:val="0"/>
                   <w:iCs/>
                   <w:sz w:val="21"/>
@@ -4273,6 +4273,7 @@
                 </m:rPr>
                 <w:rPr>
                   <w:rFonts w:hint="default" w:ascii="Times New Roman" w:hAnsi="Times New Roman" w:eastAsia="宋体" w:cs="Times New Roman"/>
+                  <w:b w:val="0"/>
                   <w:i w:val="0"/>
                   <w:iCs/>
                   <w:sz w:val="21"/>
@@ -4433,6 +4434,7 @@
                     </m:rPr>
                     <w:rPr>
                       <w:rFonts w:hint="default" w:ascii="Times New Roman" w:hAnsi="Times New Roman" w:eastAsia="宋体" w:cs="Times New Roman"/>
+                      <w:b w:val="0"/>
                       <w:i w:val="0"/>
                       <w:iCs/>
                       <w:sz w:val="21"/>
@@ -4458,6 +4460,7 @@
                     </m:rPr>
                     <w:rPr>
                       <w:rFonts w:hint="default" w:ascii="Times New Roman" w:hAnsi="Times New Roman" w:eastAsia="宋体" w:cs="Times New Roman"/>
+                      <w:b w:val="0"/>
                       <w:i w:val="0"/>
                       <w:iCs/>
                       <w:sz w:val="21"/>
@@ -4630,6 +4633,7 @@
                 </m:rPr>
                 <w:rPr>
                   <w:rFonts w:hint="default" w:ascii="Times New Roman" w:hAnsi="Times New Roman" w:eastAsia="宋体" w:cs="Times New Roman"/>
+                  <w:b w:val="0"/>
                   <w:i w:val="0"/>
                   <w:iCs/>
                   <w:sz w:val="21"/>
@@ -20527,6 +20531,657 @@
     <w:p>
       <w:pPr>
         <w:spacing w:before="159" w:beforeLines="51" w:beforeAutospacing="0" w:afterAutospacing="0"/>
+        <w:jc w:val="center"/>
+        <w:rPr>
+          <w:rFonts w:hint="default" w:ascii="黑体" w:hAnsi="黑体" w:eastAsia="黑体" w:cs="黑体"/>
+          <w:b w:val="0"/>
+          <w:bCs w:val="0"/>
+          <w:i w:val="0"/>
+          <w:iCs w:val="0"/>
+          <w:caps w:val="0"/>
+          <w:color w:val="auto"/>
+          <w:spacing w:val="0"/>
+          <w:kern w:val="0"/>
+          <w:sz w:val="20"/>
+          <w:szCs w:val="20"/>
+          <w:vertAlign w:val="baseline"/>
+          <w:lang w:val="en-US" w:eastAsia="zh-CN" w:bidi="ar"/>
+        </w:rPr>
+      </w:pPr>
+      <w:r>
+        <w:rPr>
+          <w:rFonts w:hint="eastAsia" w:ascii="黑体" w:hAnsi="黑体" w:eastAsia="黑体" w:cs="黑体"/>
+          <w:b w:val="0"/>
+          <w:bCs w:val="0"/>
+          <w:i w:val="0"/>
+          <w:iCs w:val="0"/>
+          <w:caps w:val="0"/>
+          <w:color w:val="auto"/>
+          <w:spacing w:val="0"/>
+          <w:kern w:val="0"/>
+          <w:sz w:val="20"/>
+          <w:szCs w:val="20"/>
+          <w:vertAlign w:val="baseline"/>
+          <w:lang w:val="en-US" w:eastAsia="zh-CN" w:bidi="ar"/>
+        </w:rPr>
+        <w:t>表1  不同分类器的AUC</w:t>
+      </w:r>
+    </w:p>
+    <w:tbl>
+      <w:tblPr>
+        <w:tblStyle w:val="14"/>
+        <w:tblW w:w="0" w:type="auto"/>
+        <w:jc w:val="center"/>
+        <w:tblBorders>
+          <w:top w:val="single" w:color="auto" w:sz="4" w:space="0"/>
+          <w:left w:val="single" w:color="auto" w:sz="4" w:space="0"/>
+          <w:bottom w:val="single" w:color="auto" w:sz="4" w:space="0"/>
+          <w:right w:val="single" w:color="auto" w:sz="4" w:space="0"/>
+          <w:insideH w:val="single" w:color="auto" w:sz="4" w:space="0"/>
+          <w:insideV w:val="single" w:color="auto" w:sz="4" w:space="0"/>
+        </w:tblBorders>
+        <w:tblLayout w:type="autofit"/>
+        <w:tblCellMar>
+          <w:left w:w="108" w:type="dxa"/>
+          <w:right w:w="108" w:type="dxa"/>
+        </w:tblCellMar>
+      </w:tblPr>
+      <w:tblGrid>
+        <w:gridCol w:w="4261"/>
+        <w:gridCol w:w="4261"/>
+      </w:tblGrid>
+      <w:tr>
+        <w:trPr>
+          <w:jc w:val="center"/>
+        </w:trPr>
+        <w:tc>
+          <w:tcPr>
+            <w:tcW w:w="4261" w:type="dxa"/>
+            <w:tcBorders>
+              <w:top w:val="single" w:color="000000" w:sz="12" w:space="0"/>
+              <w:left w:val="nil"/>
+              <w:bottom w:val="single" w:color="000000" w:sz="4" w:space="0"/>
+              <w:right w:val="nil"/>
+              <w:tl2br w:val="nil"/>
+            </w:tcBorders>
+            <w:shd w:val="clear" w:color="auto" w:fill="FFFFFF"/>
+            <w:vAlign w:val="center"/>
+          </w:tcPr>
+          <w:p>
+            <w:pPr>
+              <w:spacing w:beforeAutospacing="0" w:afterAutospacing="0"/>
+              <w:jc w:val="center"/>
+              <w:rPr>
+                <w:rFonts w:hint="default" w:eastAsia="宋体" w:cs="Times New Roman"/>
+                <w:b w:val="0"/>
+                <w:bCs w:val="0"/>
+                <w:i w:val="0"/>
+                <w:iCs w:val="0"/>
+                <w:caps w:val="0"/>
+                <w:color w:val="000000"/>
+                <w:spacing w:val="0"/>
+                <w:kern w:val="0"/>
+                <w:sz w:val="21"/>
+                <w:szCs w:val="21"/>
+                <w:vertAlign w:val="baseline"/>
+                <w:lang w:val="en-US" w:eastAsia="zh-CN" w:bidi="ar"/>
+              </w:rPr>
+            </w:pPr>
+            <w:r>
+              <w:rPr>
+                <w:rFonts w:hint="eastAsia" w:cs="Times New Roman"/>
+                <w:b w:val="0"/>
+                <w:bCs w:val="0"/>
+                <w:i w:val="0"/>
+                <w:iCs w:val="0"/>
+                <w:caps w:val="0"/>
+                <w:color w:val="000000"/>
+                <w:spacing w:val="0"/>
+                <w:kern w:val="0"/>
+                <w:sz w:val="21"/>
+                <w:szCs w:val="21"/>
+                <w:vertAlign w:val="baseline"/>
+                <w:lang w:val="en-US" w:eastAsia="zh-CN" w:bidi="ar"/>
+              </w:rPr>
+              <w:t>分类器</w:t>
+            </w:r>
+          </w:p>
+        </w:tc>
+        <w:tc>
+          <w:tcPr>
+            <w:tcW w:w="4261" w:type="dxa"/>
+            <w:tcBorders>
+              <w:top w:val="single" w:color="000000" w:sz="12" w:space="0"/>
+              <w:left w:val="nil"/>
+              <w:bottom w:val="single" w:color="000000" w:sz="4" w:space="0"/>
+              <w:right w:val="nil"/>
+            </w:tcBorders>
+            <w:shd w:val="clear" w:color="auto" w:fill="FFFFFF"/>
+            <w:vAlign w:val="center"/>
+          </w:tcPr>
+          <w:p>
+            <w:pPr>
+              <w:spacing w:beforeAutospacing="0" w:afterAutospacing="0"/>
+              <w:jc w:val="center"/>
+              <w:rPr>
+                <w:rFonts w:hint="default" w:eastAsia="宋体" w:cs="Times New Roman"/>
+                <w:b w:val="0"/>
+                <w:bCs w:val="0"/>
+                <w:i w:val="0"/>
+                <w:iCs w:val="0"/>
+                <w:caps w:val="0"/>
+                <w:color w:val="000000"/>
+                <w:spacing w:val="0"/>
+                <w:kern w:val="0"/>
+                <w:sz w:val="21"/>
+                <w:szCs w:val="21"/>
+                <w:vertAlign w:val="baseline"/>
+                <w:lang w:val="en-US" w:eastAsia="zh-CN" w:bidi="ar"/>
+              </w:rPr>
+            </w:pPr>
+            <w:r>
+              <w:rPr>
+                <w:rFonts w:hint="eastAsia" w:cs="Times New Roman"/>
+                <w:b w:val="0"/>
+                <w:bCs w:val="0"/>
+                <w:i w:val="0"/>
+                <w:iCs w:val="0"/>
+                <w:caps w:val="0"/>
+                <w:color w:val="000000"/>
+                <w:spacing w:val="0"/>
+                <w:kern w:val="0"/>
+                <w:sz w:val="21"/>
+                <w:szCs w:val="21"/>
+                <w:vertAlign w:val="baseline"/>
+                <w:lang w:val="en-US" w:eastAsia="zh-CN" w:bidi="ar"/>
+              </w:rPr>
+              <w:t>AUC</w:t>
+            </w:r>
+          </w:p>
+        </w:tc>
+      </w:tr>
+      <w:tr>
+        <w:trPr>
+          <w:jc w:val="center"/>
+        </w:trPr>
+        <w:tc>
+          <w:tcPr>
+            <w:tcW w:w="4261" w:type="dxa"/>
+            <w:tcBorders>
+              <w:top w:val="single" w:color="000000" w:sz="4" w:space="0"/>
+              <w:left w:val="nil"/>
+              <w:bottom w:val="nil"/>
+              <w:right w:val="nil"/>
+            </w:tcBorders>
+            <w:shd w:val="clear" w:color="auto" w:fill="FFFFFF"/>
+            <w:vAlign w:val="center"/>
+          </w:tcPr>
+          <w:p>
+            <w:pPr>
+              <w:spacing w:beforeAutospacing="0" w:afterAutospacing="0"/>
+              <w:jc w:val="center"/>
+              <w:rPr>
+                <w:rFonts w:hint="default" w:eastAsia="宋体" w:cs="Times New Roman"/>
+                <w:b w:val="0"/>
+                <w:bCs w:val="0"/>
+                <w:i w:val="0"/>
+                <w:iCs w:val="0"/>
+                <w:caps w:val="0"/>
+                <w:color w:val="000000"/>
+                <w:spacing w:val="0"/>
+                <w:kern w:val="0"/>
+                <w:sz w:val="21"/>
+                <w:szCs w:val="21"/>
+                <w:vertAlign w:val="baseline"/>
+                <w:lang w:val="en-US" w:eastAsia="zh-CN" w:bidi="ar"/>
+              </w:rPr>
+            </w:pPr>
+            <w:r>
+              <w:rPr>
+                <w:rFonts w:hint="eastAsia" w:cs="Times New Roman"/>
+                <w:b w:val="0"/>
+                <w:bCs w:val="0"/>
+                <w:i w:val="0"/>
+                <w:iCs w:val="0"/>
+                <w:caps w:val="0"/>
+                <w:color w:val="000000"/>
+                <w:spacing w:val="0"/>
+                <w:kern w:val="0"/>
+                <w:sz w:val="21"/>
+                <w:szCs w:val="21"/>
+                <w:vertAlign w:val="baseline"/>
+                <w:lang w:val="en-US" w:eastAsia="zh-CN" w:bidi="ar"/>
+              </w:rPr>
+              <w:t>逻辑回归</w:t>
+            </w:r>
+          </w:p>
+        </w:tc>
+        <w:tc>
+          <w:tcPr>
+            <w:tcW w:w="4261" w:type="dxa"/>
+            <w:tcBorders>
+              <w:top w:val="single" w:color="000000" w:sz="4" w:space="0"/>
+              <w:left w:val="nil"/>
+              <w:bottom w:val="nil"/>
+              <w:right w:val="nil"/>
+            </w:tcBorders>
+            <w:shd w:val="clear" w:color="auto" w:fill="FFFFFF"/>
+            <w:vAlign w:val="center"/>
+          </w:tcPr>
+          <w:p>
+            <w:pPr>
+              <w:spacing w:beforeAutospacing="0" w:afterAutospacing="0"/>
+              <w:jc w:val="center"/>
+              <w:rPr>
+                <w:rFonts w:hint="default" w:eastAsia="宋体" w:cs="Times New Roman"/>
+                <w:b w:val="0"/>
+                <w:bCs w:val="0"/>
+                <w:i w:val="0"/>
+                <w:iCs w:val="0"/>
+                <w:caps w:val="0"/>
+                <w:color w:val="000000"/>
+                <w:spacing w:val="0"/>
+                <w:kern w:val="0"/>
+                <w:sz w:val="21"/>
+                <w:szCs w:val="21"/>
+                <w:vertAlign w:val="baseline"/>
+                <w:lang w:val="en-US" w:eastAsia="zh-CN" w:bidi="ar"/>
+              </w:rPr>
+            </w:pPr>
+            <w:r>
+              <w:rPr>
+                <w:rFonts w:hint="eastAsia" w:cs="Times New Roman"/>
+                <w:b w:val="0"/>
+                <w:bCs w:val="0"/>
+                <w:i w:val="0"/>
+                <w:iCs w:val="0"/>
+                <w:caps w:val="0"/>
+                <w:color w:val="000000"/>
+                <w:spacing w:val="0"/>
+                <w:kern w:val="0"/>
+                <w:sz w:val="21"/>
+                <w:szCs w:val="21"/>
+                <w:vertAlign w:val="baseline"/>
+                <w:lang w:val="en-US" w:eastAsia="zh-CN" w:bidi="ar"/>
+              </w:rPr>
+              <w:t>0.9947</w:t>
+            </w:r>
+          </w:p>
+        </w:tc>
+      </w:tr>
+      <w:tr>
+        <w:trPr>
+          <w:jc w:val="center"/>
+        </w:trPr>
+        <w:tc>
+          <w:tcPr>
+            <w:tcW w:w="4261" w:type="dxa"/>
+            <w:tcBorders>
+              <w:top w:val="nil"/>
+              <w:left w:val="nil"/>
+              <w:bottom w:val="nil"/>
+              <w:right w:val="nil"/>
+            </w:tcBorders>
+            <w:shd w:val="clear" w:color="auto" w:fill="FFFFFF"/>
+            <w:vAlign w:val="center"/>
+          </w:tcPr>
+          <w:p>
+            <w:pPr>
+              <w:spacing w:beforeAutospacing="0" w:afterAutospacing="0"/>
+              <w:jc w:val="center"/>
+              <w:rPr>
+                <w:rFonts w:hint="default" w:eastAsia="宋体" w:cs="Times New Roman"/>
+                <w:b w:val="0"/>
+                <w:bCs w:val="0"/>
+                <w:i w:val="0"/>
+                <w:iCs w:val="0"/>
+                <w:caps w:val="0"/>
+                <w:color w:val="000000"/>
+                <w:spacing w:val="0"/>
+                <w:kern w:val="0"/>
+                <w:sz w:val="21"/>
+                <w:szCs w:val="21"/>
+                <w:vertAlign w:val="baseline"/>
+                <w:lang w:val="en-US" w:eastAsia="zh-CN" w:bidi="ar"/>
+              </w:rPr>
+            </w:pPr>
+            <w:r>
+              <w:rPr>
+                <w:rFonts w:hint="eastAsia" w:cs="Times New Roman"/>
+                <w:b w:val="0"/>
+                <w:bCs w:val="0"/>
+                <w:i w:val="0"/>
+                <w:iCs w:val="0"/>
+                <w:caps w:val="0"/>
+                <w:color w:val="000000"/>
+                <w:spacing w:val="0"/>
+                <w:kern w:val="0"/>
+                <w:sz w:val="21"/>
+                <w:szCs w:val="21"/>
+                <w:vertAlign w:val="baseline"/>
+                <w:lang w:val="en-US" w:eastAsia="zh-CN" w:bidi="ar"/>
+              </w:rPr>
+              <w:t>决策树</w:t>
+            </w:r>
+          </w:p>
+        </w:tc>
+        <w:tc>
+          <w:tcPr>
+            <w:tcW w:w="4261" w:type="dxa"/>
+            <w:tcBorders>
+              <w:top w:val="nil"/>
+              <w:left w:val="nil"/>
+              <w:bottom w:val="nil"/>
+              <w:right w:val="nil"/>
+            </w:tcBorders>
+            <w:shd w:val="clear" w:color="auto" w:fill="FFFFFF"/>
+            <w:vAlign w:val="center"/>
+          </w:tcPr>
+          <w:p>
+            <w:pPr>
+              <w:spacing w:beforeAutospacing="0" w:afterAutospacing="0"/>
+              <w:jc w:val="center"/>
+              <w:rPr>
+                <w:rFonts w:hint="default" w:eastAsia="宋体" w:cs="Times New Roman"/>
+                <w:b w:val="0"/>
+                <w:bCs w:val="0"/>
+                <w:i w:val="0"/>
+                <w:iCs w:val="0"/>
+                <w:caps w:val="0"/>
+                <w:color w:val="000000"/>
+                <w:spacing w:val="0"/>
+                <w:kern w:val="0"/>
+                <w:sz w:val="21"/>
+                <w:szCs w:val="21"/>
+                <w:vertAlign w:val="baseline"/>
+                <w:lang w:val="en-US" w:eastAsia="zh-CN" w:bidi="ar"/>
+              </w:rPr>
+            </w:pPr>
+            <w:r>
+              <w:rPr>
+                <w:rFonts w:hint="eastAsia" w:cs="Times New Roman"/>
+                <w:b w:val="0"/>
+                <w:bCs w:val="0"/>
+                <w:i w:val="0"/>
+                <w:iCs w:val="0"/>
+                <w:caps w:val="0"/>
+                <w:color w:val="000000"/>
+                <w:spacing w:val="0"/>
+                <w:kern w:val="0"/>
+                <w:sz w:val="21"/>
+                <w:szCs w:val="21"/>
+                <w:vertAlign w:val="baseline"/>
+                <w:lang w:val="en-US" w:eastAsia="zh-CN" w:bidi="ar"/>
+              </w:rPr>
+              <w:t>0.9107</w:t>
+            </w:r>
+          </w:p>
+        </w:tc>
+      </w:tr>
+      <w:tr>
+        <w:trPr>
+          <w:jc w:val="center"/>
+        </w:trPr>
+        <w:tc>
+          <w:tcPr>
+            <w:tcW w:w="4261" w:type="dxa"/>
+            <w:tcBorders>
+              <w:top w:val="nil"/>
+              <w:left w:val="nil"/>
+              <w:bottom w:val="nil"/>
+              <w:right w:val="nil"/>
+            </w:tcBorders>
+            <w:shd w:val="clear" w:color="auto" w:fill="FFFFFF"/>
+            <w:vAlign w:val="center"/>
+          </w:tcPr>
+          <w:p>
+            <w:pPr>
+              <w:spacing w:beforeAutospacing="0" w:afterAutospacing="0"/>
+              <w:jc w:val="center"/>
+              <w:rPr>
+                <w:rFonts w:hint="default" w:eastAsia="宋体" w:cs="Times New Roman"/>
+                <w:b w:val="0"/>
+                <w:bCs w:val="0"/>
+                <w:i w:val="0"/>
+                <w:iCs w:val="0"/>
+                <w:caps w:val="0"/>
+                <w:color w:val="000000"/>
+                <w:spacing w:val="0"/>
+                <w:kern w:val="0"/>
+                <w:sz w:val="21"/>
+                <w:szCs w:val="21"/>
+                <w:vertAlign w:val="baseline"/>
+                <w:lang w:val="en-US" w:eastAsia="zh-CN" w:bidi="ar"/>
+              </w:rPr>
+            </w:pPr>
+            <w:r>
+              <w:rPr>
+                <w:rFonts w:hint="eastAsia" w:cs="Times New Roman"/>
+                <w:b w:val="0"/>
+                <w:bCs w:val="0"/>
+                <w:i w:val="0"/>
+                <w:iCs w:val="0"/>
+                <w:caps w:val="0"/>
+                <w:color w:val="000000"/>
+                <w:spacing w:val="0"/>
+                <w:kern w:val="0"/>
+                <w:sz w:val="21"/>
+                <w:szCs w:val="21"/>
+                <w:vertAlign w:val="baseline"/>
+                <w:lang w:val="en-US" w:eastAsia="zh-CN" w:bidi="ar"/>
+              </w:rPr>
+              <w:t>随机森林</w:t>
+            </w:r>
+          </w:p>
+        </w:tc>
+        <w:tc>
+          <w:tcPr>
+            <w:tcW w:w="4261" w:type="dxa"/>
+            <w:tcBorders>
+              <w:top w:val="nil"/>
+              <w:left w:val="nil"/>
+              <w:bottom w:val="nil"/>
+              <w:right w:val="nil"/>
+            </w:tcBorders>
+            <w:shd w:val="clear" w:color="auto" w:fill="FFFFFF"/>
+            <w:vAlign w:val="center"/>
+          </w:tcPr>
+          <w:p>
+            <w:pPr>
+              <w:spacing w:beforeAutospacing="0" w:afterAutospacing="0"/>
+              <w:jc w:val="center"/>
+              <w:rPr>
+                <w:rFonts w:hint="default" w:eastAsia="宋体" w:cs="Times New Roman"/>
+                <w:b w:val="0"/>
+                <w:bCs w:val="0"/>
+                <w:i w:val="0"/>
+                <w:iCs w:val="0"/>
+                <w:caps w:val="0"/>
+                <w:color w:val="000000"/>
+                <w:spacing w:val="0"/>
+                <w:kern w:val="0"/>
+                <w:sz w:val="21"/>
+                <w:szCs w:val="21"/>
+                <w:vertAlign w:val="baseline"/>
+                <w:lang w:val="en-US" w:eastAsia="zh-CN" w:bidi="ar"/>
+              </w:rPr>
+            </w:pPr>
+            <w:r>
+              <w:rPr>
+                <w:rFonts w:hint="eastAsia" w:cs="Times New Roman"/>
+                <w:b w:val="0"/>
+                <w:bCs w:val="0"/>
+                <w:i w:val="0"/>
+                <w:iCs w:val="0"/>
+                <w:caps w:val="0"/>
+                <w:color w:val="000000"/>
+                <w:spacing w:val="0"/>
+                <w:kern w:val="0"/>
+                <w:sz w:val="21"/>
+                <w:szCs w:val="21"/>
+                <w:vertAlign w:val="baseline"/>
+                <w:lang w:val="en-US" w:eastAsia="zh-CN" w:bidi="ar"/>
+              </w:rPr>
+              <w:t>0.9911</w:t>
+            </w:r>
+          </w:p>
+        </w:tc>
+      </w:tr>
+      <w:tr>
+        <w:trPr>
+          <w:jc w:val="center"/>
+        </w:trPr>
+        <w:tc>
+          <w:tcPr>
+            <w:tcW w:w="4261" w:type="dxa"/>
+            <w:tcBorders>
+              <w:top w:val="nil"/>
+              <w:left w:val="nil"/>
+              <w:bottom w:val="single" w:color="000000" w:sz="12" w:space="0"/>
+              <w:right w:val="nil"/>
+            </w:tcBorders>
+            <w:shd w:val="clear" w:color="auto" w:fill="FFFFFF"/>
+            <w:vAlign w:val="center"/>
+          </w:tcPr>
+          <w:p>
+            <w:pPr>
+              <w:spacing w:beforeAutospacing="0" w:afterAutospacing="0"/>
+              <w:jc w:val="center"/>
+              <w:rPr>
+                <w:rFonts w:hint="default" w:eastAsia="宋体" w:cs="Times New Roman"/>
+                <w:b w:val="0"/>
+                <w:bCs w:val="0"/>
+                <w:i w:val="0"/>
+                <w:iCs w:val="0"/>
+                <w:caps w:val="0"/>
+                <w:color w:val="000000"/>
+                <w:spacing w:val="0"/>
+                <w:kern w:val="0"/>
+                <w:sz w:val="21"/>
+                <w:szCs w:val="21"/>
+                <w:vertAlign w:val="baseline"/>
+                <w:lang w:val="en-US" w:eastAsia="zh-CN" w:bidi="ar"/>
+              </w:rPr>
+            </w:pPr>
+            <w:r>
+              <w:rPr>
+                <w:rFonts w:hint="eastAsia" w:cs="Times New Roman"/>
+                <w:b w:val="0"/>
+                <w:bCs w:val="0"/>
+                <w:i w:val="0"/>
+                <w:iCs w:val="0"/>
+                <w:caps w:val="0"/>
+                <w:color w:val="000000"/>
+                <w:spacing w:val="0"/>
+                <w:kern w:val="0"/>
+                <w:sz w:val="21"/>
+                <w:szCs w:val="21"/>
+                <w:vertAlign w:val="baseline"/>
+                <w:lang w:val="en-US" w:eastAsia="zh-CN" w:bidi="ar"/>
+              </w:rPr>
+              <w:t>XGBoost</w:t>
+            </w:r>
+          </w:p>
+        </w:tc>
+        <w:tc>
+          <w:tcPr>
+            <w:tcW w:w="4261" w:type="dxa"/>
+            <w:tcBorders>
+              <w:top w:val="nil"/>
+              <w:left w:val="nil"/>
+              <w:bottom w:val="single" w:color="000000" w:sz="12" w:space="0"/>
+              <w:right w:val="nil"/>
+            </w:tcBorders>
+            <w:shd w:val="clear" w:color="auto" w:fill="FFFFFF"/>
+            <w:vAlign w:val="center"/>
+          </w:tcPr>
+          <w:p>
+            <w:pPr>
+              <w:spacing w:beforeAutospacing="0" w:afterAutospacing="0"/>
+              <w:jc w:val="center"/>
+              <w:rPr>
+                <w:rFonts w:hint="default" w:eastAsia="宋体" w:cs="Times New Roman"/>
+                <w:b w:val="0"/>
+                <w:bCs w:val="0"/>
+                <w:i w:val="0"/>
+                <w:iCs w:val="0"/>
+                <w:caps w:val="0"/>
+                <w:color w:val="000000"/>
+                <w:spacing w:val="0"/>
+                <w:kern w:val="0"/>
+                <w:sz w:val="21"/>
+                <w:szCs w:val="21"/>
+                <w:vertAlign w:val="baseline"/>
+                <w:lang w:val="en-US" w:eastAsia="zh-CN" w:bidi="ar"/>
+              </w:rPr>
+            </w:pPr>
+            <w:r>
+              <w:rPr>
+                <w:rFonts w:hint="eastAsia" w:cs="Times New Roman"/>
+                <w:b w:val="0"/>
+                <w:bCs w:val="0"/>
+                <w:i w:val="0"/>
+                <w:iCs w:val="0"/>
+                <w:caps w:val="0"/>
+                <w:color w:val="000000"/>
+                <w:spacing w:val="0"/>
+                <w:kern w:val="0"/>
+                <w:sz w:val="21"/>
+                <w:szCs w:val="21"/>
+                <w:vertAlign w:val="baseline"/>
+                <w:lang w:val="en-US" w:eastAsia="zh-CN" w:bidi="ar"/>
+              </w:rPr>
+              <w:t>0.9947</w:t>
+            </w:r>
+          </w:p>
+        </w:tc>
+      </w:tr>
+    </w:tbl>
+    <w:p>
+      <w:pPr>
+        <w:rPr>
+          <w:rFonts w:hint="default" w:eastAsia="宋体" w:cs="Times New Roman"/>
+          <w:b w:val="0"/>
+          <w:bCs w:val="0"/>
+          <w:i w:val="0"/>
+          <w:iCs w:val="0"/>
+          <w:caps w:val="0"/>
+          <w:color w:val="2E54A1" w:themeColor="accent1" w:themeShade="BF"/>
+          <w:spacing w:val="0"/>
+          <w:kern w:val="0"/>
+          <w:sz w:val="21"/>
+          <w:szCs w:val="21"/>
+          <w:vertAlign w:val="baseline"/>
+          <w:lang w:val="en-US" w:eastAsia="zh-CN" w:bidi="ar"/>
+        </w:rPr>
+      </w:pPr>
+      <w:r>
+        <w:rPr>
+          <w:rFonts w:hint="default" w:eastAsia="宋体" w:cs="Times New Roman"/>
+          <w:b w:val="0"/>
+          <w:bCs w:val="0"/>
+          <w:i w:val="0"/>
+          <w:iCs w:val="0"/>
+          <w:caps w:val="0"/>
+          <w:color w:val="2E54A1" w:themeColor="accent1" w:themeShade="BF"/>
+          <w:spacing w:val="0"/>
+          <w:kern w:val="0"/>
+          <w:sz w:val="21"/>
+          <w:szCs w:val="21"/>
+          <w:vertAlign w:val="baseline"/>
+          <w:lang w:val="en-US" w:eastAsia="zh-CN" w:bidi="ar"/>
+        </w:rPr>
+        <w:br w:type="page"/>
+      </w:r>
+    </w:p>
+    <w:p>
+      <w:pPr>
+        <w:numPr>
+          <w:ilvl w:val="0"/>
+          <w:numId w:val="1"/>
+        </w:numPr>
+        <w:spacing w:before="159" w:beforeLines="51" w:beforeAutospacing="0" w:afterAutospacing="0"/>
+        <w:ind w:left="0" w:leftChars="0" w:firstLine="0" w:firstLineChars="0"/>
         <w:rPr>
           <w:rFonts w:hint="default" w:eastAsia="宋体" w:cs="Times New Roman"/>
           <w:b w:val="0"/>
@@ -20559,8 +21214,10 @@
           <w:vertAlign w:val="baseline"/>
           <w:lang w:val="en-US" w:eastAsia="zh-CN" w:bidi="ar"/>
         </w:rPr>
-        <w:t>5）画出 ROC 曲线</w:t>
+        <w:t>画出 ROC 曲线</w:t>
       </w:r>
+      <w:bookmarkStart w:id="0" w:name="_GoBack"/>
+      <w:bookmarkEnd w:id="0"/>
     </w:p>
     <w:p>
       <w:pPr>
@@ -20615,7 +21272,9 @@
         </w:tblBorders>
         <w:tblLayout w:type="autofit"/>
         <w:tblCellMar>
+          <w:top w:w="0" w:type="dxa"/>
           <w:left w:w="108" w:type="dxa"/>
+          <w:bottom w:w="0" w:type="dxa"/>
           <w:right w:w="108" w:type="dxa"/>
         </w:tblCellMar>
       </w:tblPr>
@@ -26457,18 +27116,14 @@
               <w:jc w:val="left"/>
               <w:textAlignment w:val="auto"/>
               <w:rPr>
-                <w:rFonts w:hint="eastAsia" w:eastAsia="宋体" w:cs="Times New Roman"/>
-                <w:b w:val="0"/>
-                <w:bCs w:val="0"/>
-                <w:i w:val="0"/>
-                <w:iCs w:val="0"/>
-                <w:caps w:val="0"/>
-                <w:color w:val="000000"/>
-                <w:spacing w:val="0"/>
-                <w:kern w:val="0"/>
-                <w:sz w:val="21"/>
-                <w:szCs w:val="21"/>
-                <w:vertAlign w:val="baseline"/>
+                <w:rFonts w:hint="default" w:ascii="Menlo" w:hAnsi="Menlo" w:eastAsia="Menlo" w:cs="Menlo"/>
+                <w:b w:val="0"/>
+                <w:bCs w:val="0"/>
+                <w:color w:val="001080"/>
+                <w:kern w:val="0"/>
+                <w:sz w:val="21"/>
+                <w:szCs w:val="21"/>
+                <w:shd w:val="clear" w:fill="FFFFFF"/>
                 <w:lang w:val="en-US" w:eastAsia="zh-CN" w:bidi="ar"/>
               </w:rPr>
             </w:pPr>
@@ -26514,6 +27169,40 @@
               </w:rPr>
               <w:t>fig</w:t>
             </w:r>
+          </w:p>
+          <w:p>
+            <w:pPr>
+              <w:keepNext w:val="0"/>
+              <w:keepLines w:val="0"/>
+              <w:pageBreakBefore w:val="0"/>
+              <w:widowControl/>
+              <w:suppressLineNumbers w:val="0"/>
+              <w:shd w:val="clear" w:fill="FFFFFF"/>
+              <w:kinsoku/>
+              <w:wordWrap/>
+              <w:overflowPunct/>
+              <w:topLinePunct w:val="0"/>
+              <w:autoSpaceDE/>
+              <w:autoSpaceDN/>
+              <w:bidi w:val="0"/>
+              <w:adjustRightInd/>
+              <w:snapToGrid/>
+              <w:spacing w:line="360" w:lineRule="exact"/>
+              <w:ind w:firstLine="420" w:firstLineChars="200"/>
+              <w:jc w:val="left"/>
+              <w:textAlignment w:val="auto"/>
+              <w:rPr>
+                <w:rFonts w:hint="eastAsia" w:ascii="Menlo" w:hAnsi="Menlo" w:eastAsia="Menlo" w:cs="Menlo"/>
+                <w:b w:val="0"/>
+                <w:bCs w:val="0"/>
+                <w:color w:val="001080"/>
+                <w:kern w:val="0"/>
+                <w:sz w:val="21"/>
+                <w:szCs w:val="21"/>
+                <w:shd w:val="clear" w:fill="FFFFFF"/>
+                <w:lang w:val="en-US" w:eastAsia="zh-CN" w:bidi="ar"/>
+              </w:rPr>
+            </w:pPr>
           </w:p>
         </w:tc>
       </w:tr>
@@ -26572,7 +27261,9 @@
         </w:tblBorders>
         <w:tblLayout w:type="autofit"/>
         <w:tblCellMar>
+          <w:top w:w="0" w:type="dxa"/>
           <w:left w:w="108" w:type="dxa"/>
+          <w:bottom w:w="0" w:type="dxa"/>
           <w:right w:w="108" w:type="dxa"/>
         </w:tblCellMar>
       </w:tblPr>
@@ -26773,6 +27464,10 @@
       <w:suff w:val="nothing"/>
       <w:lvlText w:val="%1）"/>
       <w:lvlJc w:val="left"/>
+      <w:rPr>
+        <w:rFonts w:hint="default"/>
+        <w:color w:val="2E54A1" w:themeColor="accent1" w:themeShade="BF"/>
+      </w:rPr>
     </w:lvl>
   </w:abstractNum>
   <w:num w:numId="1">
